--- a/tillsyn/A 62375-2025 tillsynsbegäran.docx
+++ b/tillsyn/A 62375-2025 tillsynsbegäran.docx
@@ -896,7 +896,7 @@
     <w:r>
       <w:tab/>
       <w:tab/>
-      <w:t>2026-02-13</w:t>
+      <w:t>2026-02-17</w:t>
       <w:br/>
       <w:br/>
     </w:r>

--- a/tillsyn/A 62375-2025 tillsynsbegäran.docx
+++ b/tillsyn/A 62375-2025 tillsynsbegäran.docx
@@ -896,7 +896,7 @@
     <w:r>
       <w:tab/>
       <w:tab/>
-      <w:t>2026-02-17</w:t>
+      <w:t>2026-02-19</w:t>
       <w:br/>
       <w:br/>
     </w:r>

--- a/tillsyn/A 62375-2025 tillsynsbegäran.docx
+++ b/tillsyn/A 62375-2025 tillsynsbegäran.docx
@@ -896,7 +896,7 @@
     <w:r>
       <w:tab/>
       <w:tab/>
-      <w:t>2026-02-19</w:t>
+      <w:t>2026-02-20</w:t>
       <w:br/>
       <w:br/>
     </w:r>

--- a/tillsyn/A 62375-2025 tillsynsbegäran.docx
+++ b/tillsyn/A 62375-2025 tillsynsbegäran.docx
@@ -896,7 +896,7 @@
     <w:r>
       <w:tab/>
       <w:tab/>
-      <w:t>2026-02-20</w:t>
+      <w:t>2026-02-21</w:t>
       <w:br/>
       <w:br/>
     </w:r>

--- a/tillsyn/A 62375-2025 tillsynsbegäran.docx
+++ b/tillsyn/A 62375-2025 tillsynsbegäran.docx
@@ -896,7 +896,7 @@
     <w:r>
       <w:tab/>
       <w:tab/>
-      <w:t>2026-02-21</w:t>
+      <w:t>2026-02-22</w:t>
       <w:br/>
       <w:br/>
     </w:r>

--- a/tillsyn/A 62375-2025 tillsynsbegäran.docx
+++ b/tillsyn/A 62375-2025 tillsynsbegäran.docx
@@ -896,7 +896,7 @@
     <w:r>
       <w:tab/>
       <w:tab/>
-      <w:t>2026-02-22</w:t>
+      <w:t>2026-02-23</w:t>
       <w:br/>
       <w:br/>
     </w:r>

--- a/tillsyn/A 62375-2025 tillsynsbegäran.docx
+++ b/tillsyn/A 62375-2025 tillsynsbegäran.docx
@@ -896,7 +896,7 @@
     <w:r>
       <w:tab/>
       <w:tab/>
-      <w:t>2026-02-23</w:t>
+      <w:t>2026-02-24</w:t>
       <w:br/>
       <w:br/>
     </w:r>

--- a/tillsyn/A 62375-2025 tillsynsbegäran.docx
+++ b/tillsyn/A 62375-2025 tillsynsbegäran.docx
@@ -896,7 +896,7 @@
     <w:r>
       <w:tab/>
       <w:tab/>
-      <w:t>2026-02-24</w:t>
+      <w:t>2026-02-25</w:t>
       <w:br/>
       <w:br/>
     </w:r>

--- a/tillsyn/A 62375-2025 tillsynsbegäran.docx
+++ b/tillsyn/A 62375-2025 tillsynsbegäran.docx
@@ -896,7 +896,7 @@
     <w:r>
       <w:tab/>
       <w:tab/>
-      <w:t>2026-02-25</w:t>
+      <w:t>2026-02-26</w:t>
       <w:br/>
       <w:br/>
     </w:r>

--- a/tillsyn/A 62375-2025 tillsynsbegäran.docx
+++ b/tillsyn/A 62375-2025 tillsynsbegäran.docx
@@ -896,7 +896,7 @@
     <w:r>
       <w:tab/>
       <w:tab/>
-      <w:t>2026-02-26</w:t>
+      <w:t>2026-02-28</w:t>
       <w:br/>
       <w:br/>
     </w:r>

--- a/tillsyn/A 62375-2025 tillsynsbegäran.docx
+++ b/tillsyn/A 62375-2025 tillsynsbegäran.docx
@@ -896,7 +896,7 @@
     <w:r>
       <w:tab/>
       <w:tab/>
-      <w:t>2026-02-28</w:t>
+      <w:t>2026-03-01</w:t>
       <w:br/>
       <w:br/>
     </w:r>

--- a/tillsyn/A 62375-2025 tillsynsbegäran.docx
+++ b/tillsyn/A 62375-2025 tillsynsbegäran.docx
@@ -896,7 +896,7 @@
     <w:r>
       <w:tab/>
       <w:tab/>
-      <w:t>2026-03-01</w:t>
+      <w:t>2026-03-02</w:t>
       <w:br/>
       <w:br/>
     </w:r>

--- a/tillsyn/A 62375-2025 tillsynsbegäran.docx
+++ b/tillsyn/A 62375-2025 tillsynsbegäran.docx
@@ -162,7 +162,7 @@
         <w:rPr>
           <w:i/>
         </w:rPr>
-        <w:t xml:space="preserve"> 9070 Trädklädd betesmark </w:t>
+        <w:t xml:space="preserve"> 9070 Trädklädd betesmark</w:t>
       </w:r>
       <w:r>
         <w:t xml:space="preserve"> (SLU Artdatabanken, 2024).</w:t>
@@ -896,7 +896,7 @@
     <w:r>
       <w:tab/>
       <w:tab/>
-      <w:t>2026-03-02</w:t>
+      <w:t>2026-03-03</w:t>
       <w:br/>
       <w:br/>
     </w:r>

--- a/tillsyn/A 62375-2025 tillsynsbegäran.docx
+++ b/tillsyn/A 62375-2025 tillsynsbegäran.docx
@@ -896,7 +896,7 @@
     <w:r>
       <w:tab/>
       <w:tab/>
-      <w:t>2026-03-03</w:t>
+      <w:t>2026-03-04</w:t>
       <w:br/>
       <w:br/>
     </w:r>

--- a/tillsyn/A 62375-2025 tillsynsbegäran.docx
+++ b/tillsyn/A 62375-2025 tillsynsbegäran.docx
@@ -896,7 +896,7 @@
     <w:r>
       <w:tab/>
       <w:tab/>
-      <w:t>2026-03-04</w:t>
+      <w:t>2026-03-05</w:t>
       <w:br/>
       <w:br/>
     </w:r>

--- a/tillsyn/A 62375-2025 tillsynsbegäran.docx
+++ b/tillsyn/A 62375-2025 tillsynsbegäran.docx
@@ -896,7 +896,7 @@
     <w:r>
       <w:tab/>
       <w:tab/>
-      <w:t>2026-03-05</w:t>
+      <w:t>2026-03-06</w:t>
       <w:br/>
       <w:br/>
     </w:r>

--- a/tillsyn/A 62375-2025 tillsynsbegäran.docx
+++ b/tillsyn/A 62375-2025 tillsynsbegäran.docx
@@ -896,7 +896,7 @@
     <w:r>
       <w:tab/>
       <w:tab/>
-      <w:t>2026-03-06</w:t>
+      <w:t>2026-03-07</w:t>
       <w:br/>
       <w:br/>
     </w:r>

--- a/tillsyn/A 62375-2025 tillsynsbegäran.docx
+++ b/tillsyn/A 62375-2025 tillsynsbegäran.docx
@@ -896,7 +896,7 @@
     <w:r>
       <w:tab/>
       <w:tab/>
-      <w:t>2026-03-07</w:t>
+      <w:t>2026-03-08</w:t>
       <w:br/>
       <w:br/>
     </w:r>

--- a/tillsyn/A 62375-2025 tillsynsbegäran.docx
+++ b/tillsyn/A 62375-2025 tillsynsbegäran.docx
@@ -896,7 +896,7 @@
     <w:r>
       <w:tab/>
       <w:tab/>
-      <w:t>2026-03-08</w:t>
+      <w:t>2026-03-09</w:t>
       <w:br/>
       <w:br/>
     </w:r>

--- a/tillsyn/A 62375-2025 tillsynsbegäran.docx
+++ b/tillsyn/A 62375-2025 tillsynsbegäran.docx
@@ -896,7 +896,7 @@
     <w:r>
       <w:tab/>
       <w:tab/>
-      <w:t>2026-03-09</w:t>
+      <w:t>2026-03-10</w:t>
       <w:br/>
       <w:br/>
     </w:r>

--- a/tillsyn/A 62375-2025 tillsynsbegäran.docx
+++ b/tillsyn/A 62375-2025 tillsynsbegäran.docx
@@ -896,7 +896,7 @@
     <w:r>
       <w:tab/>
       <w:tab/>
-      <w:t>2026-03-10</w:t>
+      <w:t>2026-03-11</w:t>
       <w:br/>
       <w:br/>
     </w:r>

--- a/tillsyn/A 62375-2025 tillsynsbegäran.docx
+++ b/tillsyn/A 62375-2025 tillsynsbegäran.docx
@@ -896,7 +896,7 @@
     <w:r>
       <w:tab/>
       <w:tab/>
-      <w:t>2026-03-11</w:t>
+      <w:t>2026-03-12</w:t>
       <w:br/>
       <w:br/>
     </w:r>

--- a/tillsyn/A 62375-2025 tillsynsbegäran.docx
+++ b/tillsyn/A 62375-2025 tillsynsbegäran.docx
@@ -896,7 +896,7 @@
     <w:r>
       <w:tab/>
       <w:tab/>
-      <w:t>2026-03-12</w:t>
+      <w:t>2026-03-13</w:t>
       <w:br/>
       <w:br/>
     </w:r>

--- a/tillsyn/A 62375-2025 tillsynsbegäran.docx
+++ b/tillsyn/A 62375-2025 tillsynsbegäran.docx
@@ -927,7 +927,7 @@
     <w:r>
       <w:tab/>
       <w:tab/>
-      <w:t>2026-04-14</w:t>
+      <w:t>2026-04-15</w:t>
       <w:br/>
       <w:br/>
     </w:r>

--- a/tillsyn/A 62375-2025 tillsynsbegäran.docx
+++ b/tillsyn/A 62375-2025 tillsynsbegäran.docx
@@ -927,7 +927,7 @@
     <w:r>
       <w:tab/>
       <w:tab/>
-      <w:t>2026-04-15</w:t>
+      <w:t>2026-04-16</w:t>
       <w:br/>
       <w:br/>
     </w:r>

--- a/tillsyn/A 62375-2025 tillsynsbegäran.docx
+++ b/tillsyn/A 62375-2025 tillsynsbegäran.docx
@@ -927,7 +927,7 @@
     <w:r>
       <w:tab/>
       <w:tab/>
-      <w:t>2026-04-16</w:t>
+      <w:t>2026-04-17</w:t>
       <w:br/>
       <w:br/>
     </w:r>

--- a/tillsyn/A 62375-2025 tillsynsbegäran.docx
+++ b/tillsyn/A 62375-2025 tillsynsbegäran.docx
@@ -927,7 +927,7 @@
     <w:r>
       <w:tab/>
       <w:tab/>
-      <w:t>2026-04-17</w:t>
+      <w:t>2026-04-18</w:t>
       <w:br/>
       <w:br/>
     </w:r>

--- a/tillsyn/A 62375-2025 tillsynsbegäran.docx
+++ b/tillsyn/A 62375-2025 tillsynsbegäran.docx
@@ -98,7 +98,25 @@
         <w:t>Bårdlav</w:t>
       </w:r>
       <w:r>
-        <w:t xml:space="preserve"> signalerar miljöer med höga naturvärden och på lokalerna finns vanligtvis många andra ovanliga och rödlistade arter. Den visar även på platser med hög och jämn luftfuktighet. Bårdlav är typisk art för </w:t>
+        <w:t xml:space="preserve"> signalerar miljöer med höga naturvärden och på lokalerna finns vanligtvis många andra ovanliga och rödlistade arter. Den visar även på platser med hög och jämn luftfuktighet. På bårdlav och andra njurlavar (Nephroma) kan de sällsynta parasiterna </w:t>
+      </w:r>
+      <w:r>
+        <w:rPr>
+          <w:i/>
+        </w:rPr>
+        <w:t xml:space="preserve">Protounguicularia nephromatis </w:t>
+      </w:r>
+      <w:r>
+        <w:t xml:space="preserve">(VU) och </w:t>
+      </w:r>
+      <w:r>
+        <w:rPr>
+          <w:i/>
+        </w:rPr>
+        <w:t xml:space="preserve">Tremella nephromatis </w:t>
+      </w:r>
+      <w:r>
+        <w:t xml:space="preserve">(DD) påträffas. Bårdlav är typisk art för </w:t>
       </w:r>
       <w:r>
         <w:rPr>
@@ -116,7 +134,7 @@
         <w:t xml:space="preserve"> 9190 Näringsfattig ekskog</w:t>
       </w:r>
       <w:r>
-        <w:t xml:space="preserve"> (SLU Artdatabanken, 2025; Nitare &amp; Skogsstyrelsen, 2019).</w:t>
+        <w:t xml:space="preserve"> (SLU Artdatabanken, 2026; Nitare &amp; Skogsstyrelsen, 2019).</w:t>
       </w:r>
     </w:p>
     <w:p>
@@ -337,7 +355,7 @@
         <w:t>Pletocarpon nephromeum</w:t>
       </w:r>
       <w:r>
-        <w:t xml:space="preserve"> (EN), som växer på stuplav. Ytterligare två sällsynta lavparasiter, </w:t>
+        <w:t xml:space="preserve"> (EN), som växer på stuplav. Ytterligare tre sällsynta lavparasiter, </w:t>
       </w:r>
       <w:r>
         <w:rPr>
@@ -346,7 +364,7 @@
         <w:t>Protounguicularia nephromatis</w:t>
       </w:r>
       <w:r>
-        <w:t xml:space="preserve"> (VU) och </w:t>
+        <w:t xml:space="preserve"> (VU), </w:t>
       </w:r>
       <w:r>
         <w:rPr>
@@ -355,7 +373,16 @@
         <w:t>Refractohilum galligenum</w:t>
       </w:r>
       <w:r>
-        <w:t xml:space="preserve"> (NT), kan också påträffas på stuplav. Stuplav är typisk art för </w:t>
+        <w:t xml:space="preserve"> (NT) och </w:t>
+      </w:r>
+      <w:r>
+        <w:rPr>
+          <w:i/>
+        </w:rPr>
+        <w:t>Roselliniella nephromatis</w:t>
+      </w:r>
+      <w:r>
+        <w:t xml:space="preserve"> (DD), kan också påträffas på stuplav. Stuplav är typisk art för </w:t>
       </w:r>
       <w:r>
         <w:rPr>
@@ -927,7 +954,7 @@
     <w:r>
       <w:tab/>
       <w:tab/>
-      <w:t>2026-04-18</w:t>
+      <w:t>2026-04-19</w:t>
       <w:br/>
       <w:br/>
     </w:r>

--- a/tillsyn/A 62375-2025 tillsynsbegäran.docx
+++ b/tillsyn/A 62375-2025 tillsynsbegäran.docx
@@ -954,7 +954,7 @@
     <w:r>
       <w:tab/>
       <w:tab/>
-      <w:t>2026-04-19</w:t>
+      <w:t>2026-04-20</w:t>
       <w:br/>
       <w:br/>
     </w:r>

--- a/tillsyn/A 62375-2025 tillsynsbegäran.docx
+++ b/tillsyn/A 62375-2025 tillsynsbegäran.docx
@@ -954,7 +954,7 @@
     <w:r>
       <w:tab/>
       <w:tab/>
-      <w:t>2026-04-20</w:t>
+      <w:t>2026-04-21</w:t>
       <w:br/>
       <w:br/>
     </w:r>

--- a/tillsyn/A 62375-2025 tillsynsbegäran.docx
+++ b/tillsyn/A 62375-2025 tillsynsbegäran.docx
@@ -954,7 +954,7 @@
     <w:r>
       <w:tab/>
       <w:tab/>
-      <w:t>2026-04-21</w:t>
+      <w:t>2026-04-22</w:t>
       <w:br/>
       <w:br/>
     </w:r>

--- a/tillsyn/A 62375-2025 tillsynsbegäran.docx
+++ b/tillsyn/A 62375-2025 tillsynsbegäran.docx
@@ -954,7 +954,7 @@
     <w:r>
       <w:tab/>
       <w:tab/>
-      <w:t>2026-04-22</w:t>
+      <w:t>2026-04-23</w:t>
       <w:br/>
       <w:br/>
     </w:r>

--- a/tillsyn/A 62375-2025 tillsynsbegäran.docx
+++ b/tillsyn/A 62375-2025 tillsynsbegäran.docx
@@ -954,7 +954,7 @@
     <w:r>
       <w:tab/>
       <w:tab/>
-      <w:t>2026-04-23</w:t>
+      <w:t>2026-04-24</w:t>
       <w:br/>
       <w:br/>
     </w:r>

--- a/tillsyn/A 62375-2025 tillsynsbegäran.docx
+++ b/tillsyn/A 62375-2025 tillsynsbegäran.docx
@@ -954,7 +954,7 @@
     <w:r>
       <w:tab/>
       <w:tab/>
-      <w:t>2026-04-24</w:t>
+      <w:t>2026-04-25</w:t>
       <w:br/>
       <w:br/>
     </w:r>

--- a/tillsyn/A 62375-2025 tillsynsbegäran.docx
+++ b/tillsyn/A 62375-2025 tillsynsbegäran.docx
@@ -954,7 +954,7 @@
     <w:r>
       <w:tab/>
       <w:tab/>
-      <w:t>2026-04-25</w:t>
+      <w:t>2026-04-26</w:t>
       <w:br/>
       <w:br/>
     </w:r>

--- a/tillsyn/A 62375-2025 tillsynsbegäran.docx
+++ b/tillsyn/A 62375-2025 tillsynsbegäran.docx
@@ -954,7 +954,7 @@
     <w:r>
       <w:tab/>
       <w:tab/>
-      <w:t>2026-04-26</w:t>
+      <w:t>2026-04-27</w:t>
       <w:br/>
       <w:br/>
     </w:r>

--- a/tillsyn/A 62375-2025 tillsynsbegäran.docx
+++ b/tillsyn/A 62375-2025 tillsynsbegäran.docx
@@ -954,7 +954,7 @@
     <w:r>
       <w:tab/>
       <w:tab/>
-      <w:t>2026-04-27</w:t>
+      <w:t>2026-04-28</w:t>
       <w:br/>
       <w:br/>
     </w:r>

--- a/tillsyn/A 62375-2025 tillsynsbegäran.docx
+++ b/tillsyn/A 62375-2025 tillsynsbegäran.docx
@@ -954,7 +954,7 @@
     <w:r>
       <w:tab/>
       <w:tab/>
-      <w:t>2026-04-28</w:t>
+      <w:t>2026-04-29</w:t>
       <w:br/>
       <w:br/>
     </w:r>

--- a/tillsyn/A 62375-2025 tillsynsbegäran.docx
+++ b/tillsyn/A 62375-2025 tillsynsbegäran.docx
@@ -954,7 +954,7 @@
     <w:r>
       <w:tab/>
       <w:tab/>
-      <w:t>2026-04-29</w:t>
+      <w:t>2026-04-30</w:t>
       <w:br/>
       <w:br/>
     </w:r>
